--- a/Especializacion/Evaluaciones/2026-2/Fichas de evaluacion/13 - G-013 - Estrategia digital tesoreria cooperativas Bogota/2 - Hoja de respuestas.docx
+++ b/Especializacion/Evaluaciones/2026-2/Fichas de evaluacion/13 - G-013 - Estrategia digital tesoreria cooperativas Bogota/2 - Hoja de respuestas.docx
@@ -250,7 +250,7 @@
           <w:color w:val="2B2B2B"/>
           <w:sz w:val="22"/>
         </w:rPr>
-        <w:t xml:space="preserve"> ________________________</w:t>
+        <w:t xml:space="preserve"> _________________</w:t>
       </w:r>
     </w:p>
     <w:p>
@@ -284,7 +284,7 @@
           <w:color w:val="2B2B2B"/>
           <w:sz w:val="22"/>
         </w:rPr>
-        <w:t>Eliana Vianeth Gaitán Garzón — trabajo individual: ______________________________________________________</w:t>
+        <w:t>Eliana Vianeth Gaitán Garzón — trabajo individual: _________________________________________</w:t>
       </w:r>
     </w:p>
     <w:p>
@@ -314,327 +314,9 @@
           <w:color w:val="007433"/>
           <w:sz w:val="32"/>
         </w:rPr>
-        <w:t>A · MIENTRAS EXPONEN — marcar, no redactar</w:t>
+        <w:t>A · MIENTRAS EXPONEN — marcar ✓ ~ ✗ y escribir en la línea</w:t>
       </w:r>
     </w:p>
-    <w:tbl>
-      <w:tblPr>
-        <w:tblStyle w:val="TableGrid"/>
-        <w:tblW w:type="auto" w:w="0"/>
-        <w:tblLook w:firstColumn="1" w:firstRow="1" w:lastColumn="0" w:lastRow="0" w:noHBand="0" w:noVBand="1" w:val="04A0"/>
-      </w:tblPr>
-      <w:tblGrid>
-        <w:gridCol w:w="3264"/>
-        <w:gridCol w:w="3264"/>
-        <w:gridCol w:w="3264"/>
-      </w:tblGrid>
-      <w:tr>
-        <w:tc>
-          <w:tcPr>
-            <w:tcW w:type="dxa" w:w="3264"/>
-            <w:shd w:val="clear" w:fill="0C2340"/>
-            <w:shd w:val="clear" w:fill="0C2340"/>
-          </w:tcPr>
-          <w:p>
-            <w:r>
-              <w:rPr>
-                <w:rFonts w:ascii="Calibri" w:hAnsi="Calibri"/>
-                <w:b/>
-                <w:color w:val="FFFFFF"/>
-              </w:rPr>
-            </w:r>
-            <w:r>
-              <w:rPr>
-                <w:rFonts w:ascii="Calibri" w:hAnsi="Calibri"/>
-                <w:b/>
-                <w:color w:val="FFFFFF"/>
-                <w:sz w:val="21"/>
-              </w:rPr>
-              <w:t>Bloque (min esperados)</w:t>
-            </w:r>
-          </w:p>
-        </w:tc>
-        <w:tc>
-          <w:tcPr>
-            <w:tcW w:type="dxa" w:w="3264"/>
-            <w:shd w:val="clear" w:fill="0C2340"/>
-            <w:shd w:val="clear" w:fill="0C2340"/>
-          </w:tcPr>
-          <w:p>
-            <w:r>
-              <w:rPr>
-                <w:rFonts w:ascii="Calibri" w:hAnsi="Calibri"/>
-                <w:b/>
-                <w:color w:val="FFFFFF"/>
-              </w:rPr>
-            </w:r>
-            <w:r>
-              <w:rPr>
-                <w:rFonts w:ascii="Calibri" w:hAnsi="Calibri"/>
-                <w:b/>
-                <w:color w:val="FFFFFF"/>
-                <w:sz w:val="21"/>
-              </w:rPr>
-              <w:t>✓ ~ ✗</w:t>
-            </w:r>
-          </w:p>
-        </w:tc>
-        <w:tc>
-          <w:tcPr>
-            <w:tcW w:type="dxa" w:w="3264"/>
-            <w:shd w:val="clear" w:fill="0C2340"/>
-            <w:shd w:val="clear" w:fill="0C2340"/>
-          </w:tcPr>
-          <w:p>
-            <w:r>
-              <w:rPr>
-                <w:rFonts w:ascii="Calibri" w:hAnsi="Calibri"/>
-                <w:b/>
-                <w:color w:val="FFFFFF"/>
-              </w:rPr>
-            </w:r>
-            <w:r>
-              <w:rPr>
-                <w:rFonts w:ascii="Calibri" w:hAnsi="Calibri"/>
-                <w:b/>
-                <w:color w:val="FFFFFF"/>
-                <w:sz w:val="21"/>
-              </w:rPr>
-              <w:t>Una línea</w:t>
-            </w:r>
-          </w:p>
-        </w:tc>
-      </w:tr>
-      <w:tr>
-        <w:tc>
-          <w:tcPr>
-            <w:tcW w:type="dxa" w:w="3264"/>
-          </w:tcPr>
-          <w:p>
-            <w:r/>
-            <w:r>
-              <w:rPr>
-                <w:rFonts w:ascii="Calibri" w:hAnsi="Calibri"/>
-                <w:b w:val="0"/>
-                <w:color w:val="2B2B2B"/>
-                <w:sz w:val="20"/>
-              </w:rPr>
-              <w:t>Problema y pregunta (2 min)</w:t>
-            </w:r>
-          </w:p>
-        </w:tc>
-        <w:tc>
-          <w:tcPr>
-            <w:tcW w:type="dxa" w:w="3264"/>
-          </w:tcPr>
-          <w:p>
-            <w:r/>
-          </w:p>
-        </w:tc>
-        <w:tc>
-          <w:tcPr>
-            <w:tcW w:type="dxa" w:w="3264"/>
-          </w:tcPr>
-          <w:p>
-            <w:r/>
-          </w:p>
-        </w:tc>
-      </w:tr>
-      <w:tr>
-        <w:tc>
-          <w:tcPr>
-            <w:tcW w:type="dxa" w:w="3264"/>
-            <w:shd w:val="clear" w:fill="F5F7F5"/>
-            <w:shd w:val="clear" w:fill="F5F7F5"/>
-          </w:tcPr>
-          <w:p>
-            <w:r/>
-            <w:r>
-              <w:rPr>
-                <w:rFonts w:ascii="Calibri" w:hAnsi="Calibri"/>
-                <w:b w:val="0"/>
-                <w:color w:val="2B2B2B"/>
-                <w:sz w:val="20"/>
-              </w:rPr>
-              <w:t>Objetivos (1 min)</w:t>
-            </w:r>
-          </w:p>
-        </w:tc>
-        <w:tc>
-          <w:tcPr>
-            <w:tcW w:type="dxa" w:w="3264"/>
-            <w:shd w:val="clear" w:fill="F5F7F5"/>
-            <w:shd w:val="clear" w:fill="F5F7F5"/>
-          </w:tcPr>
-          <w:p>
-            <w:r/>
-          </w:p>
-        </w:tc>
-        <w:tc>
-          <w:tcPr>
-            <w:tcW w:type="dxa" w:w="3264"/>
-            <w:shd w:val="clear" w:fill="F5F7F5"/>
-            <w:shd w:val="clear" w:fill="F5F7F5"/>
-          </w:tcPr>
-          <w:p>
-            <w:r/>
-          </w:p>
-        </w:tc>
-      </w:tr>
-      <w:tr>
-        <w:tc>
-          <w:tcPr>
-            <w:tcW w:type="dxa" w:w="3264"/>
-          </w:tcPr>
-          <w:p>
-            <w:r/>
-            <w:r>
-              <w:rPr>
-                <w:rFonts w:ascii="Calibri" w:hAnsi="Calibri"/>
-                <w:b w:val="0"/>
-                <w:color w:val="2B2B2B"/>
-                <w:sz w:val="20"/>
-              </w:rPr>
-              <w:t>Método (2-3 min)</w:t>
-            </w:r>
-          </w:p>
-        </w:tc>
-        <w:tc>
-          <w:tcPr>
-            <w:tcW w:type="dxa" w:w="3264"/>
-          </w:tcPr>
-          <w:p>
-            <w:r/>
-          </w:p>
-        </w:tc>
-        <w:tc>
-          <w:tcPr>
-            <w:tcW w:type="dxa" w:w="3264"/>
-          </w:tcPr>
-          <w:p>
-            <w:r/>
-          </w:p>
-        </w:tc>
-      </w:tr>
-      <w:tr>
-        <w:tc>
-          <w:tcPr>
-            <w:tcW w:type="dxa" w:w="3264"/>
-            <w:shd w:val="clear" w:fill="F5F7F5"/>
-            <w:shd w:val="clear" w:fill="F5F7F5"/>
-          </w:tcPr>
-          <w:p>
-            <w:r/>
-            <w:r>
-              <w:rPr>
-                <w:rFonts w:ascii="Calibri" w:hAnsi="Calibri"/>
-                <w:b w:val="0"/>
-                <w:color w:val="2B2B2B"/>
-                <w:sz w:val="20"/>
-              </w:rPr>
-              <w:t>Resultados (3 min)</w:t>
-            </w:r>
-          </w:p>
-        </w:tc>
-        <w:tc>
-          <w:tcPr>
-            <w:tcW w:type="dxa" w:w="3264"/>
-            <w:shd w:val="clear" w:fill="F5F7F5"/>
-            <w:shd w:val="clear" w:fill="F5F7F5"/>
-          </w:tcPr>
-          <w:p>
-            <w:r/>
-          </w:p>
-        </w:tc>
-        <w:tc>
-          <w:tcPr>
-            <w:tcW w:type="dxa" w:w="3264"/>
-            <w:shd w:val="clear" w:fill="F5F7F5"/>
-            <w:shd w:val="clear" w:fill="F5F7F5"/>
-          </w:tcPr>
-          <w:p>
-            <w:r/>
-          </w:p>
-        </w:tc>
-      </w:tr>
-      <w:tr>
-        <w:tc>
-          <w:tcPr>
-            <w:tcW w:type="dxa" w:w="3264"/>
-          </w:tcPr>
-          <w:p>
-            <w:r/>
-            <w:r>
-              <w:rPr>
-                <w:rFonts w:ascii="Calibri" w:hAnsi="Calibri"/>
-                <w:b w:val="0"/>
-                <w:color w:val="2B2B2B"/>
-                <w:sz w:val="20"/>
-              </w:rPr>
-              <w:t>Discusión y conclusión (2-3 min)</w:t>
-            </w:r>
-          </w:p>
-        </w:tc>
-        <w:tc>
-          <w:tcPr>
-            <w:tcW w:type="dxa" w:w="3264"/>
-          </w:tcPr>
-          <w:p>
-            <w:r/>
-          </w:p>
-        </w:tc>
-        <w:tc>
-          <w:tcPr>
-            <w:tcW w:type="dxa" w:w="3264"/>
-          </w:tcPr>
-          <w:p>
-            <w:r/>
-          </w:p>
-        </w:tc>
-      </w:tr>
-      <w:tr>
-        <w:tc>
-          <w:tcPr>
-            <w:tcW w:type="dxa" w:w="3264"/>
-            <w:shd w:val="clear" w:fill="F5F7F5"/>
-            <w:shd w:val="clear" w:fill="F5F7F5"/>
-          </w:tcPr>
-          <w:p>
-            <w:r/>
-            <w:r>
-              <w:rPr>
-                <w:rFonts w:ascii="Calibri" w:hAnsi="Calibri"/>
-                <w:b w:val="0"/>
-                <w:color w:val="2B2B2B"/>
-                <w:sz w:val="20"/>
-              </w:rPr>
-              <w:t>Aporte y cierre (1 min)</w:t>
-            </w:r>
-          </w:p>
-        </w:tc>
-        <w:tc>
-          <w:tcPr>
-            <w:tcW w:type="dxa" w:w="3264"/>
-            <w:shd w:val="clear" w:fill="F5F7F5"/>
-            <w:shd w:val="clear" w:fill="F5F7F5"/>
-          </w:tcPr>
-          <w:p>
-            <w:r/>
-          </w:p>
-        </w:tc>
-        <w:tc>
-          <w:tcPr>
-            <w:tcW w:type="dxa" w:w="3264"/>
-            <w:shd w:val="clear" w:fill="F5F7F5"/>
-            <w:shd w:val="clear" w:fill="F5F7F5"/>
-          </w:tcPr>
-          <w:p>
-            <w:r/>
-          </w:p>
-        </w:tc>
-      </w:tr>
-    </w:tbl>
-    <w:p/>
     <w:p>
       <w:r>
         <w:rPr>
@@ -697,6 +379,126 @@
       </w:r>
     </w:p>
     <w:p>
+      <w:r>
+        <w:rPr>
+          <w:rFonts w:ascii="Calibri" w:hAnsi="Calibri"/>
+          <w:b/>
+          <w:color w:val="2B2B2B"/>
+          <w:sz w:val="22"/>
+        </w:rPr>
+        <w:t>Problema y pregunta (2 min)</w:t>
+      </w:r>
+      <w:r>
+        <w:rPr>
+          <w:rFonts w:ascii="Calibri" w:hAnsi="Calibri"/>
+          <w:b w:val="0"/>
+          <w:color w:val="2B2B2B"/>
+          <w:sz w:val="22"/>
+        </w:rPr>
+        <w:t xml:space="preserve"> ✓ ~ ✗ · __________________________________________________________</w:t>
+      </w:r>
+    </w:p>
+    <w:p>
+      <w:r>
+        <w:rPr>
+          <w:rFonts w:ascii="Calibri" w:hAnsi="Calibri"/>
+          <w:b/>
+          <w:color w:val="2B2B2B"/>
+          <w:sz w:val="22"/>
+        </w:rPr>
+        <w:t>Objetivos (1 min)</w:t>
+      </w:r>
+      <w:r>
+        <w:rPr>
+          <w:rFonts w:ascii="Calibri" w:hAnsi="Calibri"/>
+          <w:b w:val="0"/>
+          <w:color w:val="2B2B2B"/>
+          <w:sz w:val="22"/>
+        </w:rPr>
+        <w:t xml:space="preserve"> ✓ ~ ✗ · ___________________________________________________________________</w:t>
+      </w:r>
+    </w:p>
+    <w:p>
+      <w:r>
+        <w:rPr>
+          <w:rFonts w:ascii="Calibri" w:hAnsi="Calibri"/>
+          <w:b/>
+          <w:color w:val="2B2B2B"/>
+          <w:sz w:val="22"/>
+        </w:rPr>
+        <w:t>Método (2-3 min)</w:t>
+      </w:r>
+      <w:r>
+        <w:rPr>
+          <w:rFonts w:ascii="Calibri" w:hAnsi="Calibri"/>
+          <w:b w:val="0"/>
+          <w:color w:val="2B2B2B"/>
+          <w:sz w:val="22"/>
+        </w:rPr>
+        <w:t xml:space="preserve"> ✓ ~ ✗ · ___________________________________________________________________</w:t>
+      </w:r>
+    </w:p>
+    <w:p>
+      <w:r>
+        <w:rPr>
+          <w:rFonts w:ascii="Calibri" w:hAnsi="Calibri"/>
+          <w:b/>
+          <w:color w:val="2B2B2B"/>
+          <w:sz w:val="22"/>
+        </w:rPr>
+        <w:t>Resultados (3 min)</w:t>
+      </w:r>
+      <w:r>
+        <w:rPr>
+          <w:rFonts w:ascii="Calibri" w:hAnsi="Calibri"/>
+          <w:b w:val="0"/>
+          <w:color w:val="2B2B2B"/>
+          <w:sz w:val="22"/>
+        </w:rPr>
+        <w:t xml:space="preserve"> ✓ ~ ✗ · __________________________________________________________________</w:t>
+      </w:r>
+    </w:p>
+    <w:p>
+      <w:r>
+        <w:rPr>
+          <w:rFonts w:ascii="Calibri" w:hAnsi="Calibri"/>
+          <w:b/>
+          <w:color w:val="2B2B2B"/>
+          <w:sz w:val="22"/>
+        </w:rPr>
+        <w:t>Discusión y conclusión (2-3 min)</w:t>
+      </w:r>
+      <w:r>
+        <w:rPr>
+          <w:rFonts w:ascii="Calibri" w:hAnsi="Calibri"/>
+          <w:b w:val="0"/>
+          <w:color w:val="2B2B2B"/>
+          <w:sz w:val="22"/>
+        </w:rPr>
+        <w:t xml:space="preserve"> ✓ ~ ✗ · _______________________________________________________</w:t>
+      </w:r>
+    </w:p>
+    <w:p>
+      <w:r>
+        <w:rPr>
+          <w:rFonts w:ascii="Calibri" w:hAnsi="Calibri"/>
+          <w:b/>
+          <w:color w:val="2B2B2B"/>
+          <w:sz w:val="22"/>
+        </w:rPr>
+        <w:t>Aporte y cierre (1 min)</w:t>
+      </w:r>
+      <w:r>
+        <w:rPr>
+          <w:rFonts w:ascii="Calibri" w:hAnsi="Calibri"/>
+          <w:b w:val="0"/>
+          <w:color w:val="2B2B2B"/>
+          <w:sz w:val="22"/>
+        </w:rPr>
+        <w:t xml:space="preserve"> ✓ ~ ✗ · _______________________________________________________________</w:t>
+      </w:r>
+    </w:p>
+    <w:p>
       <w:pPr>
         <w:spacing w:before="200" w:after="60"/>
       </w:pPr>
@@ -712,6 +514,22 @@
     </w:p>
     <w:p>
       <w:pPr>
+        <w:ind w:left="432"/>
+        <w:shd w:val="clear" w:fill="E8F5EC"/>
+      </w:pPr>
+      <w:r>
+        <w:rPr>
+          <w:rFonts w:ascii="Calibri" w:hAnsi="Calibri"/>
+          <w:b w:val="0"/>
+          <w:i/>
+          <w:color w:val="2B2B2B"/>
+          <w:sz w:val="21"/>
+        </w:rPr>
+        <w:t>Lo que va entre « » se lee tal cual. La página en negrita es la que sostiene la pregunta: si la respuesta la contradice, se anota abajo con esa página.</w:t>
+      </w:r>
+    </w:p>
+    <w:p>
+      <w:pPr>
         <w:pStyle w:val="ListBullet"/>
       </w:pPr>
       <w:r>
@@ -722,6 +540,20 @@
           <w:sz w:val="22"/>
         </w:rPr>
         <w:t>[ ] Si expone la diapositiva 16 «Resultados esperados» como si fueran resultados obtenidos → P1, directa</w:t>
+      </w:r>
+    </w:p>
+    <w:p>
+      <w:pPr>
+        <w:pStyle w:val="ListBullet2"/>
+      </w:pPr>
+      <w:r>
+        <w:rPr>
+          <w:rFonts w:ascii="Calibri" w:hAnsi="Calibri"/>
+          <w:b w:val="0"/>
+          <w:color w:val="2B2B2B"/>
+          <w:sz w:val="22"/>
+        </w:rPr>
+        <w:t>Preguntar así: «El 25% de eficiencia y el 60% de tiempo reasignado, ¿son medición de su prototipo o la proyección de McKinsey que cita en la página 15?»</w:t>
       </w:r>
     </w:p>
     <w:p>
@@ -754,6 +586,20 @@
     </w:p>
     <w:p>
       <w:pPr>
+        <w:pStyle w:val="ListBullet2"/>
+      </w:pPr>
+      <w:r>
+        <w:rPr>
+          <w:rFonts w:ascii="Calibri" w:hAnsi="Calibri"/>
+          <w:b w:val="0"/>
+          <w:color w:val="2B2B2B"/>
+          <w:sz w:val="22"/>
+        </w:rPr>
+        <w:t>Preguntar así: «¿Qué pasa cuando el archivo del banco trae una transacción duplicada o una fecha inválida? La página 63 dice que hay reglas de calidad: muéstreme el registro que el sistema rechaza.»</w:t>
+      </w:r>
+    </w:p>
+    <w:p>
+      <w:pPr>
         <w:pStyle w:val="ListBullet"/>
       </w:pPr>
       <w:r>
@@ -768,6 +614,20 @@
     </w:p>
     <w:p>
       <w:pPr>
+        <w:pStyle w:val="ListBullet2"/>
+      </w:pPr>
+      <w:r>
+        <w:rPr>
+          <w:rFonts w:ascii="Calibri" w:hAnsi="Calibri"/>
+          <w:b w:val="0"/>
+          <w:color w:val="2B2B2B"/>
+          <w:sz w:val="22"/>
+        </w:rPr>
+        <w:t>Preguntar así: «¿Cuántas, en qué fechas, y qué hallazgo del capítulo 9 sale de ellas y no de la encuesta?»</w:t>
+      </w:r>
+    </w:p>
+    <w:p>
+      <w:pPr>
         <w:pStyle w:val="ListBullet"/>
       </w:pPr>
       <w:r>
@@ -777,7 +637,30 @@
           <w:color w:val="2B2B2B"/>
           <w:sz w:val="22"/>
         </w:rPr>
-        <w:t>[ ] Si dice n = 10 en la exposición → P2: a qué áreas y qué pasó con las entrevistas</w:t>
+        <w:t xml:space="preserve">[ ] Si dice n = 10 en la exposición → P2: a qué áreas y qué pasó con las entrevistas  </w:t>
+      </w:r>
+      <w:r>
+        <w:rPr>
+          <w:rFonts w:ascii="Calibri" w:hAnsi="Calibri"/>
+          <w:b/>
+          <w:color w:val="2B2B2B"/>
+          <w:sz w:val="22"/>
+        </w:rPr>
+        <w:t>(pp. 77-85)</w:t>
+      </w:r>
+    </w:p>
+    <w:p>
+      <w:pPr>
+        <w:pStyle w:val="ListBullet2"/>
+      </w:pPr>
+      <w:r>
+        <w:rPr>
+          <w:rFonts w:ascii="Calibri" w:hAnsi="Calibri"/>
+          <w:b w:val="0"/>
+          <w:color w:val="2B2B2B"/>
+          <w:sz w:val="22"/>
+        </w:rPr>
+        <w:t>Preguntar así: «El anexo trae tres formularios diligenciados (pp. 77-85). ¿Dónde están los otros siete?»</w:t>
       </w:r>
     </w:p>
     <w:p>
@@ -810,6 +693,20 @@
     </w:p>
     <w:p>
       <w:pPr>
+        <w:pStyle w:val="ListBullet2"/>
+      </w:pPr>
+      <w:r>
+        <w:rPr>
+          <w:rFonts w:ascii="Calibri" w:hAnsi="Calibri"/>
+          <w:b w:val="0"/>
+          <w:color w:val="2B2B2B"/>
+          <w:sz w:val="22"/>
+        </w:rPr>
+        <w:t>Preguntar así: «Entonces la limitación de la página 19 y la afirmación de la página 37 hay que corregirlas; ¿desde cuándo opera y quién lo usa hoy?»</w:t>
+      </w:r>
+    </w:p>
+    <w:p>
+      <w:pPr>
         <w:pStyle w:val="ListBullet"/>
       </w:pPr>
       <w:r>
@@ -819,7 +716,158 @@
           <w:color w:val="2B2B2B"/>
           <w:sz w:val="22"/>
         </w:rPr>
-        <w:t>[ ] Si el discurso queda en generalidades sobre transformación digital → P3, la de transferibilidad</w:t>
+        <w:t>[ ] Si se le acaba el tiempo y salta los resultados → preguntar únicamente por el objetivo 3 (pregunta 1)</w:t>
+      </w:r>
+    </w:p>
+    <w:p>
+      <w:pPr>
+        <w:pStyle w:val="ListBullet"/>
+      </w:pPr>
+      <w:r>
+        <w:rPr>
+          <w:rFonts w:ascii="Calibri" w:hAnsi="Calibri"/>
+          <w:b w:val="0"/>
+          <w:color w:val="2B2B2B"/>
+          <w:sz w:val="22"/>
+        </w:rPr>
+        <w:t xml:space="preserve">[ ] Si el discurso queda en generalidades sobre transformación digital → P3, la de transferibilidad  </w:t>
+      </w:r>
+      <w:r>
+        <w:rPr>
+          <w:rFonts w:ascii="Calibri" w:hAnsi="Calibri"/>
+          <w:b/>
+          <w:color w:val="2B2B2B"/>
+          <w:sz w:val="22"/>
+        </w:rPr>
+        <w:t>(p. 63)</w:t>
+      </w:r>
+    </w:p>
+    <w:p>
+      <w:pPr>
+        <w:pStyle w:val="ListBullet2"/>
+      </w:pPr>
+      <w:r>
+        <w:rPr>
+          <w:rFonts w:ascii="Calibri" w:hAnsi="Calibri"/>
+          <w:b w:val="0"/>
+          <w:color w:val="2B2B2B"/>
+          <w:sz w:val="22"/>
+        </w:rPr>
+        <w:t>Preguntar así: «Explíqueme el paso de conciliación: llega el CSV del banco, ¿con qué campos cruza la transacción y qué tolerancia usa en valor y en fecha?»</w:t>
+      </w:r>
+    </w:p>
+    <w:p>
+      <w:pPr>
+        <w:pStyle w:val="ListBullet"/>
+      </w:pPr>
+      <w:r>
+        <w:rPr>
+          <w:rFonts w:ascii="Calibri" w:hAnsi="Calibri"/>
+          <w:b w:val="0"/>
+          <w:color w:val="2B2B2B"/>
+          <w:sz w:val="22"/>
+        </w:rPr>
+        <w:t>[ ] Si lee las diapositivas → dejar constancia en y pedir que explique el diagrama de la p. 65 sin mirar la pantalla</w:t>
+      </w:r>
+    </w:p>
+    <w:p>
+      <w:pPr>
+        <w:pStyle w:val="ListBullet"/>
+      </w:pPr>
+      <w:r>
+        <w:rPr>
+          <w:rFonts w:ascii="Calibri" w:hAnsi="Calibri"/>
+          <w:b w:val="0"/>
+          <w:color w:val="2B2B2B"/>
+          <w:sz w:val="22"/>
+        </w:rPr>
+        <w:t>[ ] Si es la única expositora y domina el tema → registrarlo a favor: en un trabajo individual, todo el dominio y toda la defensa recaen en ella; no hay a quién repartirle la pregunta difícil, y eso merece reconocerse</w:t>
+      </w:r>
+    </w:p>
+    <w:p>
+      <w:r>
+        <w:rPr>
+          <w:rFonts w:ascii="Calibri" w:hAnsi="Calibri"/>
+          <w:b/>
+          <w:color w:val="2B2B2B"/>
+          <w:sz w:val="22"/>
+        </w:rPr>
+        <w:t>RESPUESTAS A LOS CONDICIONALES Y A LA RESERVA</w:t>
+      </w:r>
+      <w:r>
+        <w:rPr>
+          <w:rFonts w:ascii="Calibri" w:hAnsi="Calibri"/>
+          <w:b w:val="0"/>
+          <w:color w:val="2B2B2B"/>
+          <w:sz w:val="22"/>
+        </w:rPr>
+        <w:t xml:space="preserve"> — número del condicional (o «R» si es de reserva) y lo que contestó, con cifras y nombres tal como los diga.</w:t>
+      </w:r>
+    </w:p>
+    <w:p>
+      <w:r>
+        <w:rPr>
+          <w:rFonts w:ascii="Calibri" w:hAnsi="Calibri"/>
+          <w:b w:val="0"/>
+          <w:color w:val="2B2B2B"/>
+          <w:sz w:val="22"/>
+        </w:rPr>
+        <w:t>____  ___________________________________________________________________________________</w:t>
+      </w:r>
+    </w:p>
+    <w:p>
+      <w:r>
+        <w:rPr>
+          <w:rFonts w:ascii="Calibri" w:hAnsi="Calibri"/>
+          <w:b w:val="0"/>
+          <w:color w:val="2B2B2B"/>
+          <w:sz w:val="22"/>
+        </w:rPr>
+        <w:t>____  ___________________________________________________________________________________</w:t>
+      </w:r>
+    </w:p>
+    <w:p>
+      <w:r>
+        <w:rPr>
+          <w:rFonts w:ascii="Calibri" w:hAnsi="Calibri"/>
+          <w:b w:val="0"/>
+          <w:color w:val="2B2B2B"/>
+          <w:sz w:val="22"/>
+        </w:rPr>
+        <w:t>____  ___________________________________________________________________________________</w:t>
+      </w:r>
+    </w:p>
+    <w:p>
+      <w:r>
+        <w:rPr>
+          <w:rFonts w:ascii="Calibri" w:hAnsi="Calibri"/>
+          <w:b w:val="0"/>
+          <w:color w:val="2B2B2B"/>
+          <w:sz w:val="22"/>
+        </w:rPr>
+        <w:t>____  ___________________________________________________________________________________</w:t>
+      </w:r>
+    </w:p>
+    <w:p>
+      <w:r>
+        <w:rPr>
+          <w:rFonts w:ascii="Calibri" w:hAnsi="Calibri"/>
+          <w:b w:val="0"/>
+          <w:color w:val="2B2B2B"/>
+          <w:sz w:val="22"/>
+        </w:rPr>
+        <w:t>____  ___________________________________________________________________________________</w:t>
+      </w:r>
+    </w:p>
+    <w:p>
+      <w:r>
+        <w:rPr>
+          <w:rFonts w:ascii="Calibri" w:hAnsi="Calibri"/>
+          <w:b w:val="0"/>
+          <w:color w:val="2B2B2B"/>
+          <w:sz w:val="22"/>
+        </w:rPr>
+        <w:t>____  ___________________________________________________________________________________</w:t>
       </w:r>
     </w:p>
     <w:p>
@@ -880,7 +928,7 @@
           <w:color w:val="111111"/>
           <w:sz w:val="21"/>
         </w:rPr>
-        <w:t>Frase textual: ______________________________________________________________________</w:t>
+        <w:t>Frase textual:</w:t>
       </w:r>
     </w:p>
     <w:p>
@@ -937,7 +985,7 @@
           <w:color w:val="111111"/>
           <w:sz w:val="21"/>
         </w:rPr>
-        <w:t>Frase textual: ______________________________________________________________________</w:t>
+        <w:t>Frase textual:</w:t>
       </w:r>
     </w:p>
     <w:p>
@@ -994,7 +1042,7 @@
           <w:color w:val="111111"/>
           <w:sz w:val="21"/>
         </w:rPr>
-        <w:t>Frase textual: ______________________________________________________________________</w:t>
+        <w:t>Frase textual:</w:t>
       </w:r>
     </w:p>
     <w:p>
@@ -1203,320 +1251,147 @@
         <w:t xml:space="preserve"> 3,6 – 4,0 (expectativa a priori de la §7).</w:t>
       </w:r>
     </w:p>
-    <w:tbl>
-      <w:tblPr>
-        <w:tblStyle w:val="TableGrid"/>
-        <w:tblW w:type="auto" w:w="0"/>
-        <w:tblLook w:firstColumn="1" w:firstRow="1" w:lastColumn="0" w:lastRow="0" w:noHBand="0" w:noVBand="1" w:val="04A0"/>
-      </w:tblPr>
-      <w:tblGrid>
-        <w:gridCol w:w="3264"/>
-        <w:gridCol w:w="3264"/>
-        <w:gridCol w:w="3264"/>
-      </w:tblGrid>
-      <w:tr>
-        <w:tc>
-          <w:tcPr>
-            <w:tcW w:type="dxa" w:w="3264"/>
-            <w:shd w:val="clear" w:fill="0C2340"/>
-            <w:shd w:val="clear" w:fill="0C2340"/>
-          </w:tcPr>
-          <w:p>
-            <w:r>
-              <w:rPr>
-                <w:rFonts w:ascii="Calibri" w:hAnsi="Calibri"/>
-                <w:b/>
-                <w:color w:val="FFFFFF"/>
-              </w:rPr>
-            </w:r>
-            <w:r>
-              <w:rPr>
-                <w:rFonts w:ascii="Calibri" w:hAnsi="Calibri"/>
-                <w:b/>
-                <w:color w:val="FFFFFF"/>
-                <w:sz w:val="21"/>
-              </w:rPr>
-              <w:t>Criterio</w:t>
-            </w:r>
-          </w:p>
-        </w:tc>
-        <w:tc>
-          <w:tcPr>
-            <w:tcW w:type="dxa" w:w="3264"/>
-            <w:shd w:val="clear" w:fill="0C2340"/>
-            <w:shd w:val="clear" w:fill="0C2340"/>
-          </w:tcPr>
-          <w:p>
-            <w:r>
-              <w:rPr>
-                <w:rFonts w:ascii="Calibri" w:hAnsi="Calibri"/>
-                <w:b/>
-                <w:color w:val="FFFFFF"/>
-              </w:rPr>
-            </w:r>
-            <w:r>
-              <w:rPr>
-                <w:rFonts w:ascii="Calibri" w:hAnsi="Calibri"/>
-                <w:b/>
-                <w:color w:val="FFFFFF"/>
-                <w:sz w:val="21"/>
-              </w:rPr>
-              <w:t>Rodear</w:t>
-            </w:r>
-          </w:p>
-        </w:tc>
-        <w:tc>
-          <w:tcPr>
-            <w:tcW w:type="dxa" w:w="3264"/>
-            <w:shd w:val="clear" w:fill="0C2340"/>
-            <w:shd w:val="clear" w:fill="0C2340"/>
-          </w:tcPr>
-          <w:p>
-            <w:r>
-              <w:rPr>
-                <w:rFonts w:ascii="Calibri" w:hAnsi="Calibri"/>
-                <w:b/>
-                <w:color w:val="FFFFFF"/>
-              </w:rPr>
-            </w:r>
-            <w:r>
-              <w:rPr>
-                <w:rFonts w:ascii="Calibri" w:hAnsi="Calibri"/>
-                <w:b/>
-                <w:color w:val="FFFFFF"/>
-                <w:sz w:val="21"/>
-              </w:rPr>
-              <w:t>Nota</w:t>
-            </w:r>
-          </w:p>
-        </w:tc>
-      </w:tr>
-      <w:tr>
-        <w:tc>
-          <w:tcPr>
-            <w:tcW w:type="dxa" w:w="3264"/>
-          </w:tcPr>
-          <w:p>
-            <w:r/>
-            <w:r>
-              <w:rPr>
-                <w:rFonts w:ascii="Calibri" w:hAnsi="Calibri"/>
-                <w:b w:val="0"/>
-                <w:color w:val="2B2B2B"/>
-                <w:sz w:val="20"/>
-              </w:rPr>
-              <w:t>Dominio del tema</w:t>
-            </w:r>
-          </w:p>
-        </w:tc>
-        <w:tc>
-          <w:tcPr>
-            <w:tcW w:type="dxa" w:w="3264"/>
-          </w:tcPr>
-          <w:p>
-            <w:r/>
-            <w:r>
-              <w:rPr>
-                <w:rFonts w:ascii="Calibri" w:hAnsi="Calibri"/>
-                <w:b w:val="0"/>
-                <w:color w:val="2B2B2B"/>
-                <w:sz w:val="20"/>
-              </w:rPr>
-              <w:t>0,1–2,9 · 3,0–3,5 · 3,6–4,5 · 4,6–5,0</w:t>
-            </w:r>
-          </w:p>
-        </w:tc>
-        <w:tc>
-          <w:tcPr>
-            <w:tcW w:type="dxa" w:w="3264"/>
-          </w:tcPr>
-          <w:p>
-            <w:r/>
-            <w:r>
-              <w:rPr>
-                <w:rFonts w:ascii="Calibri" w:hAnsi="Calibri"/>
-                <w:b w:val="0"/>
-                <w:color w:val="2B2B2B"/>
-                <w:sz w:val="20"/>
-              </w:rPr>
-              <w:t>____</w:t>
-            </w:r>
-          </w:p>
-        </w:tc>
-      </w:tr>
-      <w:tr>
-        <w:tc>
-          <w:tcPr>
-            <w:tcW w:type="dxa" w:w="3264"/>
-            <w:shd w:val="clear" w:fill="F5F7F5"/>
-            <w:shd w:val="clear" w:fill="F5F7F5"/>
-          </w:tcPr>
-          <w:p>
-            <w:r/>
-            <w:r>
-              <w:rPr>
-                <w:rFonts w:ascii="Calibri" w:hAnsi="Calibri"/>
-                <w:b w:val="0"/>
-                <w:color w:val="2B2B2B"/>
-                <w:sz w:val="20"/>
-              </w:rPr>
-              <w:t>Claridad</w:t>
-            </w:r>
-          </w:p>
-        </w:tc>
-        <w:tc>
-          <w:tcPr>
-            <w:tcW w:type="dxa" w:w="3264"/>
-            <w:shd w:val="clear" w:fill="F5F7F5"/>
-            <w:shd w:val="clear" w:fill="F5F7F5"/>
-          </w:tcPr>
-          <w:p>
-            <w:r/>
-            <w:r>
-              <w:rPr>
-                <w:rFonts w:ascii="Calibri" w:hAnsi="Calibri"/>
-                <w:b w:val="0"/>
-                <w:color w:val="2B2B2B"/>
-                <w:sz w:val="20"/>
-              </w:rPr>
-              <w:t>0,1–2,9 · 3,0–3,5 · 3,6–4,5 · 4,6–5,0</w:t>
-            </w:r>
-          </w:p>
-        </w:tc>
-        <w:tc>
-          <w:tcPr>
-            <w:tcW w:type="dxa" w:w="3264"/>
-            <w:shd w:val="clear" w:fill="F5F7F5"/>
-            <w:shd w:val="clear" w:fill="F5F7F5"/>
-          </w:tcPr>
-          <w:p>
-            <w:r/>
-            <w:r>
-              <w:rPr>
-                <w:rFonts w:ascii="Calibri" w:hAnsi="Calibri"/>
-                <w:b w:val="0"/>
-                <w:color w:val="2B2B2B"/>
-                <w:sz w:val="20"/>
-              </w:rPr>
-              <w:t>____</w:t>
-            </w:r>
-          </w:p>
-        </w:tc>
-      </w:tr>
-      <w:tr>
-        <w:tc>
-          <w:tcPr>
-            <w:tcW w:type="dxa" w:w="3264"/>
-          </w:tcPr>
-          <w:p>
-            <w:r/>
-            <w:r>
-              <w:rPr>
-                <w:rFonts w:ascii="Calibri" w:hAnsi="Calibri"/>
-                <w:b w:val="0"/>
-                <w:color w:val="2B2B2B"/>
-                <w:sz w:val="20"/>
-              </w:rPr>
-              <w:t>Coherencia del documento</w:t>
-            </w:r>
-          </w:p>
-        </w:tc>
-        <w:tc>
-          <w:tcPr>
-            <w:tcW w:type="dxa" w:w="3264"/>
-          </w:tcPr>
-          <w:p>
-            <w:r/>
-            <w:r>
-              <w:rPr>
-                <w:rFonts w:ascii="Calibri" w:hAnsi="Calibri"/>
-                <w:b w:val="0"/>
-                <w:color w:val="2B2B2B"/>
-                <w:sz w:val="20"/>
-              </w:rPr>
-              <w:t>0,1–2,9 · 3,0–3,5 · 3,6–4,5 · 4,6–5,0</w:t>
-            </w:r>
-          </w:p>
-        </w:tc>
-        <w:tc>
-          <w:tcPr>
-            <w:tcW w:type="dxa" w:w="3264"/>
-          </w:tcPr>
-          <w:p>
-            <w:r/>
-            <w:r>
-              <w:rPr>
-                <w:rFonts w:ascii="Calibri" w:hAnsi="Calibri"/>
-                <w:b w:val="0"/>
-                <w:color w:val="2B2B2B"/>
-                <w:sz w:val="20"/>
-              </w:rPr>
-              <w:t>____</w:t>
-            </w:r>
-          </w:p>
-        </w:tc>
-      </w:tr>
-      <w:tr>
-        <w:tc>
-          <w:tcPr>
-            <w:tcW w:type="dxa" w:w="3264"/>
-            <w:shd w:val="clear" w:fill="F5F7F5"/>
-            <w:shd w:val="clear" w:fill="F5F7F5"/>
-          </w:tcPr>
-          <w:p>
-            <w:r/>
-            <w:r>
-              <w:rPr>
-                <w:rFonts w:ascii="Calibri" w:hAnsi="Calibri"/>
-                <w:b w:val="0"/>
-                <w:color w:val="2B2B2B"/>
-                <w:sz w:val="20"/>
-              </w:rPr>
-              <w:t>Capacidad de defensa</w:t>
-            </w:r>
-          </w:p>
-        </w:tc>
-        <w:tc>
-          <w:tcPr>
-            <w:tcW w:type="dxa" w:w="3264"/>
-            <w:shd w:val="clear" w:fill="F5F7F5"/>
-            <w:shd w:val="clear" w:fill="F5F7F5"/>
-          </w:tcPr>
-          <w:p>
-            <w:r/>
-            <w:r>
-              <w:rPr>
-                <w:rFonts w:ascii="Calibri" w:hAnsi="Calibri"/>
-                <w:b w:val="0"/>
-                <w:color w:val="2B2B2B"/>
-                <w:sz w:val="20"/>
-              </w:rPr>
-              <w:t>0,1–2,9 · 3,0–3,5 · 3,6–4,5 · 4,6–5,0</w:t>
-            </w:r>
-          </w:p>
-        </w:tc>
-        <w:tc>
-          <w:tcPr>
-            <w:tcW w:type="dxa" w:w="3264"/>
-            <w:shd w:val="clear" w:fill="F5F7F5"/>
-            <w:shd w:val="clear" w:fill="F5F7F5"/>
-          </w:tcPr>
-          <w:p>
-            <w:r/>
-            <w:r>
-              <w:rPr>
-                <w:rFonts w:ascii="Calibri" w:hAnsi="Calibri"/>
-                <w:b w:val="0"/>
-                <w:color w:val="2B2B2B"/>
-                <w:sz w:val="20"/>
-              </w:rPr>
-              <w:t>____</w:t>
-            </w:r>
-          </w:p>
-        </w:tc>
-      </w:tr>
-    </w:tbl>
-    <w:p/>
+    <w:p>
+      <w:r>
+        <w:rPr>
+          <w:rFonts w:ascii="Calibri" w:hAnsi="Calibri"/>
+          <w:b/>
+          <w:color w:val="2B2B2B"/>
+          <w:sz w:val="22"/>
+        </w:rPr>
+        <w:t>Dominio del tema</w:t>
+      </w:r>
+      <w:r>
+        <w:rPr>
+          <w:rFonts w:ascii="Calibri" w:hAnsi="Calibri"/>
+          <w:b w:val="0"/>
+          <w:color w:val="2B2B2B"/>
+          <w:sz w:val="22"/>
+        </w:rPr>
+        <w:t xml:space="preserve"> — rodear:   0,1–2,9   ·   3,0–3,5   ·   3,6–4,5   ·   4,6–5,0   →   nota  ______</w:t>
+      </w:r>
+    </w:p>
+    <w:p>
+      <w:r>
+        <w:rPr>
+          <w:rFonts w:ascii="Calibri" w:hAnsi="Calibri"/>
+          <w:b/>
+          <w:color w:val="2B2B2B"/>
+          <w:sz w:val="22"/>
+        </w:rPr>
+        <w:t>Claridad</w:t>
+      </w:r>
+      <w:r>
+        <w:rPr>
+          <w:rFonts w:ascii="Calibri" w:hAnsi="Calibri"/>
+          <w:b w:val="0"/>
+          <w:color w:val="2B2B2B"/>
+          <w:sz w:val="22"/>
+        </w:rPr>
+        <w:t xml:space="preserve"> — rodear:   0,1–2,9   ·   3,0–3,5   ·   3,6–4,5   ·   4,6–5,0   →   nota  ______</w:t>
+      </w:r>
+    </w:p>
+    <w:p>
+      <w:r>
+        <w:rPr>
+          <w:rFonts w:ascii="Calibri" w:hAnsi="Calibri"/>
+          <w:b/>
+          <w:color w:val="2B2B2B"/>
+          <w:sz w:val="22"/>
+        </w:rPr>
+        <w:t>Coherencia del documento</w:t>
+      </w:r>
+      <w:r>
+        <w:rPr>
+          <w:rFonts w:ascii="Calibri" w:hAnsi="Calibri"/>
+          <w:b w:val="0"/>
+          <w:color w:val="2B2B2B"/>
+          <w:sz w:val="22"/>
+        </w:rPr>
+        <w:t xml:space="preserve"> — rodear:   0,1–2,9   ·   3,0–3,5   ·   3,6–4,5   ·   4,6–5,0   →   nota  ______</w:t>
+      </w:r>
+    </w:p>
+    <w:p>
+      <w:r>
+        <w:rPr>
+          <w:rFonts w:ascii="Calibri" w:hAnsi="Calibri"/>
+          <w:b/>
+          <w:color w:val="2B2B2B"/>
+          <w:sz w:val="22"/>
+        </w:rPr>
+        <w:t>Capacidad de defensa</w:t>
+      </w:r>
+      <w:r>
+        <w:rPr>
+          <w:rFonts w:ascii="Calibri" w:hAnsi="Calibri"/>
+          <w:b w:val="0"/>
+          <w:color w:val="2B2B2B"/>
+          <w:sz w:val="22"/>
+        </w:rPr>
+        <w:t xml:space="preserve"> — rodear:   0,1–2,9   ·   3,0–3,5   ·   3,6–4,5   ·   4,6–5,0   →   nota  ______</w:t>
+      </w:r>
+    </w:p>
+    <w:p>
+      <w:pPr>
+        <w:spacing w:before="200" w:after="60"/>
+      </w:pPr>
+      <w:r>
+        <w:rPr>
+          <w:rFonts w:ascii="Calibri" w:hAnsi="Calibri"/>
+          <w:b/>
+          <w:color w:val="007433"/>
+          <w:sz w:val="32"/>
+        </w:rPr>
+        <w:t>NOTA QUE REPORTO A LA MODERADORA:  __________</w:t>
+      </w:r>
+    </w:p>
+    <w:p>
+      <w:r>
+        <w:rPr>
+          <w:rFonts w:ascii="Calibri" w:hAnsi="Calibri"/>
+          <w:b w:val="0"/>
+          <w:color w:val="2B2B2B"/>
+          <w:sz w:val="22"/>
+        </w:rPr>
+        <w:t xml:space="preserve">Es </w:t>
+      </w:r>
+      <w:r>
+        <w:rPr>
+          <w:rFonts w:ascii="Calibri" w:hAnsi="Calibri"/>
+          <w:b/>
+          <w:color w:val="2B2B2B"/>
+          <w:sz w:val="22"/>
+        </w:rPr>
+        <w:t>una sola</w:t>
+      </w:r>
+      <w:r>
+        <w:rPr>
+          <w:rFonts w:ascii="Calibri" w:hAnsi="Calibri"/>
+          <w:b w:val="0"/>
+          <w:color w:val="2B2B2B"/>
+          <w:sz w:val="22"/>
+        </w:rPr>
+        <w:t xml:space="preserve"> nota, y es la única que queda en el acta. Regla: promedio simple de los cuatro criterios de arriba — el instructivo </w:t>
+      </w:r>
+      <w:r>
+        <w:rPr>
+          <w:rFonts w:ascii="Calibri" w:hAnsi="Calibri"/>
+          <w:b/>
+          <w:color w:val="2B2B2B"/>
+          <w:sz w:val="22"/>
+        </w:rPr>
+        <w:t>no publica ponderación entre ellos</w:t>
+      </w:r>
+      <w:r>
+        <w:rPr>
+          <w:rFonts w:ascii="Calibri" w:hAnsi="Calibri"/>
+          <w:b w:val="0"/>
+          <w:color w:val="2B2B2B"/>
+          <w:sz w:val="22"/>
+        </w:rPr>
+        <w:t xml:space="preserve"> (la de la p. 22, con pesos, califica otros seis criterios del informe escrito). Si la moderadora pide criterio por criterio, se leen los cuatro de arriba.</w:t>
+      </w:r>
+    </w:p>
     <w:p>
       <w:r>
         <w:rPr>
@@ -1539,7 +1414,7 @@
           <w:color w:val="2B2B2B"/>
           <w:sz w:val="22"/>
         </w:rPr>
-        <w:t>______________________________________________________________________________</w:t>
+        <w:t>______________________________________________________________________________________</w:t>
       </w:r>
     </w:p>
     <w:p>
@@ -1553,7 +1428,7 @@
           <w:color w:val="2B2B2B"/>
           <w:sz w:val="22"/>
         </w:rPr>
-        <w:t>______________________________________________________________________________</w:t>
+        <w:t>______________________________________________________________________________________</w:t>
       </w:r>
     </w:p>
     <w:p>
@@ -1567,7 +1442,7 @@
           <w:color w:val="2B2B2B"/>
           <w:sz w:val="22"/>
         </w:rPr>
-        <w:t>______________________________________________________________________________</w:t>
+        <w:t>______________________________________________________________________________________</w:t>
       </w:r>
     </w:p>
     <w:p>
@@ -1605,7 +1480,7 @@
           <w:color w:val="2B2B2B"/>
           <w:sz w:val="22"/>
         </w:rPr>
-        <w:t>Un 4,4 en un solo criterio bloquea la meritoria del grupo:</w:t>
+        <w:t>Meritoria</w:t>
       </w:r>
       <w:r>
         <w:rPr>
@@ -1614,7 +1489,43 @@
           <w:color w:val="2B2B2B"/>
           <w:sz w:val="22"/>
         </w:rPr>
-        <w:t xml:space="preserve"> si bajo de 4,5, tengo que poder decir la página.</w:t>
+        <w:t xml:space="preserve"> (instructivo p. 11): promedio de jurados ≥ 4,6 y &lt; 5,0, </w:t>
+      </w:r>
+      <w:r>
+        <w:rPr>
+          <w:rFonts w:ascii="Calibri" w:hAnsi="Calibri"/>
+          <w:b/>
+          <w:color w:val="2B2B2B"/>
+          <w:sz w:val="22"/>
+        </w:rPr>
+        <w:t>ninguna nota de jurado</w:t>
+      </w:r>
+      <w:r>
+        <w:rPr>
+          <w:rFonts w:ascii="Calibri" w:hAnsi="Calibri"/>
+          <w:b w:val="0"/>
+          <w:color w:val="2B2B2B"/>
+          <w:sz w:val="22"/>
+        </w:rPr>
+        <w:t xml:space="preserve"> inferior a 4,5, y la pide al menos un jurado. Los cuatro criterios de arriba son </w:t>
+      </w:r>
+      <w:r>
+        <w:rPr>
+          <w:rFonts w:ascii="Calibri" w:hAnsi="Calibri"/>
+          <w:b/>
+          <w:color w:val="2B2B2B"/>
+          <w:sz w:val="22"/>
+        </w:rPr>
+        <w:t>mi retícula interna</w:t>
+      </w:r>
+      <w:r>
+        <w:rPr>
+          <w:rFonts w:ascii="Calibri" w:hAnsi="Calibri"/>
+          <w:b w:val="0"/>
+          <w:color w:val="2B2B2B"/>
+          <w:sz w:val="22"/>
+        </w:rPr>
+        <w:t>, no notas que se reporten: si la que baja de 4,5 es mi nota única, tengo que poder decir la página.</w:t>
       </w:r>
     </w:p>
     <w:p>

--- a/Especializacion/Evaluaciones/2026-2/Fichas de evaluacion/13 - G-013 - Estrategia digital tesoreria cooperativas Bogota/2 - Hoja de respuestas.docx
+++ b/Especializacion/Evaluaciones/2026-2/Fichas de evaluacion/13 - G-013 - Estrategia digital tesoreria cooperativas Bogota/2 - Hoja de respuestas.docx
@@ -509,7 +509,7 @@
           <w:color w:val="007433"/>
           <w:sz w:val="32"/>
         </w:rPr>
-        <w:t>B · CONDICIONALES (§6 de la ficha) — marcar oyendo; cada marca elige la pregunta</w:t>
+        <w:t>B · CONDICIONALES (§7 de la ficha) — marcar oyendo; cada marca elige la pregunta</w:t>
       </w:r>
     </w:p>
     <w:p>
@@ -581,6 +581,29 @@
           <w:color w:val="2B2B2B"/>
           <w:sz w:val="22"/>
         </w:rPr>
+        <w:t xml:space="preserve">[ ] Si contesta «ilustrativa» en la P1 → no insistir: es la respuesta honesta y sube; reserva 4 (el informe de pruebas) solo si sobra tiempo  </w:t>
+      </w:r>
+      <w:r>
+        <w:rPr>
+          <w:rFonts w:ascii="Calibri" w:hAnsi="Calibri"/>
+          <w:b/>
+          <w:color w:val="2B2B2B"/>
+          <w:sz w:val="22"/>
+        </w:rPr>
+        <w:t>(p. 42)</w:t>
+      </w:r>
+    </w:p>
+    <w:p>
+      <w:pPr>
+        <w:pStyle w:val="ListBullet"/>
+      </w:pPr>
+      <w:r>
+        <w:rPr>
+          <w:rFonts w:ascii="Calibri" w:hAnsi="Calibri"/>
+          <w:b w:val="0"/>
+          <w:color w:val="2B2B2B"/>
+          <w:sz w:val="22"/>
+        </w:rPr>
         <w:t>[ ] Si muestra el sistema funcionando → pedir volumen de registros y archivo de datos simulados</w:t>
       </w:r>
     </w:p>
@@ -609,7 +632,7 @@
           <w:color w:val="2B2B2B"/>
           <w:sz w:val="22"/>
         </w:rPr>
-        <w:t>[ ] Si afirma que aplicó entrevistas a directivos y a TI → P2 (la metodología las anuncia; los resultados no)</w:t>
+        <w:t>[ ] Si afirma que aplicó entrevistas a directivos y a TI → la metodología las anuncia (p. 33) y el capítulo 9 no reporta ni una línea</w:t>
       </w:r>
     </w:p>
     <w:p>
@@ -637,7 +660,7 @@
           <w:color w:val="2B2B2B"/>
           <w:sz w:val="22"/>
         </w:rPr>
-        <w:t xml:space="preserve">[ ] Si dice n = 10 en la exposición → P2: a qué áreas y qué pasó con las entrevistas  </w:t>
+        <w:t xml:space="preserve">[ ] Si dice n = 10 en la exposición → P2: cuántos de los diez son de Tesorería  </w:t>
       </w:r>
       <w:r>
         <w:rPr>
@@ -674,7 +697,90 @@
           <w:color w:val="2B2B2B"/>
           <w:sz w:val="22"/>
         </w:rPr>
-        <w:t>[ ] Si presenta el 94,2 % como logro del proyecto → pedir el denominador y el informe de pruebas (p. 42)</w:t>
+        <w:t xml:space="preserve">[ ] Si dice que los diez encuestados son de Tesorería → el anexo dice otra cosa en las tres hojas legibles  </w:t>
+      </w:r>
+      <w:r>
+        <w:rPr>
+          <w:rFonts w:ascii="Calibri" w:hAnsi="Calibri"/>
+          <w:b/>
+          <w:color w:val="2B2B2B"/>
+          <w:sz w:val="22"/>
+        </w:rPr>
+        <w:t>(pp. 77, 80, 83)</w:t>
+      </w:r>
+    </w:p>
+    <w:p>
+      <w:pPr>
+        <w:pStyle w:val="ListBullet2"/>
+      </w:pPr>
+      <w:r>
+        <w:rPr>
+          <w:rFonts w:ascii="Calibri" w:hAnsi="Calibri"/>
+          <w:b w:val="0"/>
+          <w:color w:val="2B2B2B"/>
+          <w:sz w:val="22"/>
+        </w:rPr>
+        <w:t>Preguntar así: «en las tres encuestas escaneadas que se pueden leer, las áreas manuscritas son Control operativo, Contabilidad y Cartera: ¿de dónde sale la clasificación de la página 45?»</w:t>
+      </w:r>
+    </w:p>
+    <w:p>
+      <w:pPr>
+        <w:pStyle w:val="ListBullet"/>
+      </w:pPr>
+      <w:r>
+        <w:rPr>
+          <w:rFonts w:ascii="Calibri" w:hAnsi="Calibri"/>
+          <w:b w:val="0"/>
+          <w:color w:val="2B2B2B"/>
+          <w:sz w:val="22"/>
+        </w:rPr>
+        <w:t xml:space="preserve">[ ] Si contesta «en una» a la P3 → dejarla lucirse, no cerrar ahí  </w:t>
+      </w:r>
+      <w:r>
+        <w:rPr>
+          <w:rFonts w:ascii="Calibri" w:hAnsi="Calibri"/>
+          <w:b/>
+          <w:color w:val="2B2B2B"/>
+          <w:sz w:val="22"/>
+        </w:rPr>
+        <w:t>(p. 31)</w:t>
+      </w:r>
+    </w:p>
+    <w:p>
+      <w:pPr>
+        <w:pStyle w:val="ListBullet2"/>
+      </w:pPr>
+      <w:r>
+        <w:rPr>
+          <w:rFonts w:ascii="Calibri" w:hAnsi="Calibri"/>
+          <w:b w:val="0"/>
+          <w:color w:val="2B2B2B"/>
+          <w:sz w:val="22"/>
+        </w:rPr>
+        <w:t>Preguntar así: «nómbreme las tres condiciones que otra cooperativa de Bogotá tendría que cumplir para que el MACM le sirva tal como está»</w:t>
+      </w:r>
+    </w:p>
+    <w:p>
+      <w:pPr>
+        <w:pStyle w:val="ListBullet"/>
+      </w:pPr>
+      <w:r>
+        <w:rPr>
+          <w:rFonts w:ascii="Calibri" w:hAnsi="Calibri"/>
+          <w:b w:val="0"/>
+          <w:color w:val="2B2B2B"/>
+          <w:sz w:val="22"/>
+        </w:rPr>
+        <w:t xml:space="preserve">[ ] Si presenta el 94,2 % como logro del proyecto → pedir el denominador y cuadrarlo: 12 ÷ (1 − 0,942) ≈ 207 movimientos  </w:t>
+      </w:r>
+      <w:r>
+        <w:rPr>
+          <w:rFonts w:ascii="Calibri" w:hAnsi="Calibri"/>
+          <w:b/>
+          <w:color w:val="2B2B2B"/>
+          <w:sz w:val="22"/>
+        </w:rPr>
+        <w:t>(p. 62)</w:t>
       </w:r>
     </w:p>
     <w:p>
@@ -781,7 +887,7 @@
           <w:color w:val="2B2B2B"/>
           <w:sz w:val="22"/>
         </w:rPr>
-        <w:t>[ ] Si es la única expositora y domina el tema → registrarlo a favor: en un trabajo individual, todo el dominio y toda la defensa recaen en ella; no hay a quién repartirle la pregunta difícil, y eso merece reconocerse</w:t>
+        <w:t>[ ] Si expone sin equipo y domina el tema → registrarlo a favor: en un trabajo individual, todo el dominio y toda la defensa recaen en una sola persona; no hay a quién repartirle la pregunta difícil, y eso merece reconocerse</w:t>
       </w:r>
     </w:p>
     <w:p>
@@ -892,7 +998,7 @@
           <w:color w:val="2B2B2B"/>
           <w:sz w:val="22"/>
         </w:rPr>
-        <w:t>Pregunta 1 — Sobre qué datos se calculó el 94,2 %</w:t>
+        <w:t>Pregunta 1 — Resultado medido o cifra ilustrativa</w:t>
       </w:r>
     </w:p>
     <w:p>
@@ -908,7 +1014,17 @@
           <w:color w:val="2B2B2B"/>
           <w:sz w:val="21"/>
         </w:rPr>
-        <w:t>«Su tercer objetivo específico, en la página 16, es desarrollar un prototipo funcional del MACM en un entorno de simulación y validarlo con pruebas funcionales e indicadores. El panel de la página 62 reporta 94,2 % de conciliación autónoma y 12 casos por auditar: ¿sobre cuántos registros y sobre qué archivo de datos simulados se calculó ese 94,2 %, y dónde está el informe de pruebas que usted anuncia como entregable en la página 42?»</w:t>
+        <w:t>«La página 64 dice que se “reprodujo el comportamiento esperado”. Para el acta necesito saber cuál de las dos cosas es el 94,2 % del panel de la imagen inferior de la página 62: ¿un resultado medido sobre un archivo de movimientos, o una cifra ilustrativa de la maqueta de interfaz? Si es lo primero, cuántos movimientos traía el archivo.»</w:t>
+      </w:r>
+    </w:p>
+    <w:p>
+      <w:r>
+        <w:rPr>
+          <w:rFonts w:ascii="Consolas" w:hAnsi="Consolas"/>
+          <w:color w:val="111111"/>
+          <w:sz w:val="21"/>
+        </w:rPr>
+        <w:t>Es la imagen INFERIOR de la p. 62; la superior es la banda FASE 01-04. Si da cifra: 12 ÷ (1 − 0,942) ≈ 207 movimientos.</w:t>
       </w:r>
     </w:p>
     <w:p>
@@ -949,7 +1065,7 @@
           <w:color w:val="2B2B2B"/>
           <w:sz w:val="22"/>
         </w:rPr>
-        <w:t>Pregunta 2 — Cuántas encuestas y qué pasó con las entrevistas</w:t>
+        <w:t>Pregunta 2 — Cuántos de los diez son de Tesorería</w:t>
       </w:r>
     </w:p>
     <w:p>
@@ -965,7 +1081,7 @@
           <w:color w:val="2B2B2B"/>
           <w:sz w:val="21"/>
         </w:rPr>
-        <w:t>«La metodología, en la página 33, anuncia seis participantes: dos directivos, tres funcionarios de tesorería y un responsable de TI, con entrevistas semiestructuradas; los resultados de la página 45 reportan una encuesta con n igual a 10, seis auxiliares y cuatro analistas; y el anexo trae tres encuestas diligenciadas de Control Operativo, Contabilidad y Cartera. ¿Cuántas encuestas se aplicaron finalmente, a qué áreas, y qué pasó con las entrevistas a directivos y a TI?»</w:t>
+        <w:t>«La página 45 caracteriza los diez encuestados y las tres encuestas escaneadas del anexo traen escritas a mano las áreas Control operativo, CONTABILIDAD y Cartera. De esos diez encuestados, ¿cuántos pertenecen al área de Tesorería? Dígame el número.»</w:t>
       </w:r>
     </w:p>
     <w:p>
@@ -1006,7 +1122,7 @@
           <w:color w:val="2B2B2B"/>
           <w:sz w:val="22"/>
         </w:rPr>
-        <w:t>Pregunta 3 — De una cooperativa a «las cooperativas de Bogotá»</w:t>
+        <w:t>Pregunta 3 — En cuántas cooperativas de Bogotá aplicó el instrumento</w:t>
       </w:r>
     </w:p>
     <w:p>
@@ -1022,7 +1138,17 @@
           <w:color w:val="2B2B2B"/>
           <w:sz w:val="21"/>
         </w:rPr>
-        <w:t>«El título y el objetivo general hablan de las cooperativas financieras de la ciudad de Bogotá, pero el diseño es un estudio de caso único en una sola cooperativa, con diez encuestas de un área. ¿Qué parte de su estrategia es transferible a otra cooperativa de Bogotá y qué parte solo funciona en la entidad que estudió?»</w:t>
+        <w:t>«El título de la portada y el objetivo general de la página 16 hablan de las cooperativas financieras de la ciudad de Bogotá. ¿En cuántas cooperativas de Bogotá aplicó usted el instrumento? Dígame el número.»</w:t>
+      </w:r>
+    </w:p>
+    <w:p>
+      <w:r>
+        <w:rPr>
+          <w:rFonts w:ascii="Consolas" w:hAnsi="Consolas"/>
+          <w:color w:val="111111"/>
+          <w:sz w:val="21"/>
+        </w:rPr>
+        <w:t>La respuesta es «en una». Si la dice: pedirle las tres condiciones de transferibilidad (condicional de §B).</w:t>
       </w:r>
     </w:p>
     <w:p>
@@ -1072,7 +1198,7 @@
           <w:color w:val="2B2B2B"/>
           <w:sz w:val="22"/>
         </w:rPr>
-        <w:t xml:space="preserve"> el flujo de conciliación con sus campos y sus reglas, sin leer la diapositiva · alcance frente a procedimiento (p. 19 vs. pp. 41-43) · el Core sin API: qué implica para la estrategia</w:t>
+        <w:t xml:space="preserve"> el informe de pruebas anunciado en la p. 42 (reserva 4) · la antigüedad «entre 1 y 4 años» que no existe en su instrumento (reserva 5) · alcance frente a procedimiento (reserva 7) · el flujo de conciliación con sus campos y sus reglas, sin leer la diapositiva</w:t>
       </w:r>
     </w:p>
     <w:p>
@@ -1239,7 +1365,7 @@
           <w:color w:val="2B2B2B"/>
           <w:sz w:val="22"/>
         </w:rPr>
-        <w:t>Partida antes de oír (§7 de la ficha):</w:t>
+        <w:t>Partida antes de oír (§8 de la ficha):</w:t>
       </w:r>
       <w:r>
         <w:rPr>
@@ -1248,7 +1374,7 @@
           <w:color w:val="2B2B2B"/>
           <w:sz w:val="22"/>
         </w:rPr>
-        <w:t xml:space="preserve"> 3,6 – 4,0 (expectativa a priori de la §7).</w:t>
+        <w:t xml:space="preserve"> 3,6 – 4,0 (expectativa a priori de la §8).</w:t>
       </w:r>
     </w:p>
     <w:p>
@@ -1546,6 +1672,297 @@
           <w:sz w:val="22"/>
         </w:rPr>
         <w:t xml:space="preserve"> ✓ lo dijo · ✗ no lo dijo · ~ ambiguo · ! contradice el documento (p. __) · ☐ verificar después</w:t>
+      </w:r>
+    </w:p>
+    <w:p>
+      <w:pPr>
+        <w:spacing w:before="200" w:after="60"/>
+      </w:pPr>
+      <w:r>
+        <w:rPr>
+          <w:rFonts w:ascii="Calibri" w:hAnsi="Calibri"/>
+          <w:b/>
+          <w:color w:val="007433"/>
+          <w:sz w:val="32"/>
+        </w:rPr>
+        <w:t>E · FORMULARIO OFICIAL DEL JURADO — 5 criterios, escala 1–5</w:t>
+      </w:r>
+    </w:p>
+    <w:p>
+      <w:r>
+        <w:rPr>
+          <w:rFonts w:ascii="Calibri" w:hAnsi="Calibri"/>
+          <w:b w:val="0"/>
+          <w:color w:val="2B2B2B"/>
+          <w:sz w:val="22"/>
+        </w:rPr>
+        <w:t xml:space="preserve">Instrumento </w:t>
+      </w:r>
+      <w:r>
+        <w:rPr>
+          <w:rFonts w:ascii="Calibri" w:hAnsi="Calibri"/>
+          <w:b/>
+          <w:color w:val="2B2B2B"/>
+          <w:sz w:val="22"/>
+        </w:rPr>
+        <w:t>distinto</w:t>
+      </w:r>
+      <w:r>
+        <w:rPr>
+          <w:rFonts w:ascii="Calibri" w:hAnsi="Calibri"/>
+          <w:b w:val="0"/>
+          <w:color w:val="2B2B2B"/>
+          <w:sz w:val="22"/>
+        </w:rPr>
+        <w:t xml:space="preserve"> de los cuatro criterios de la §D: aquellos dan la </w:t>
+      </w:r>
+      <w:r>
+        <w:rPr>
+          <w:rFonts w:ascii="Calibri" w:hAnsi="Calibri"/>
+          <w:b/>
+          <w:color w:val="2B2B2B"/>
+          <w:sz w:val="22"/>
+        </w:rPr>
+        <w:t>nota del acta</w:t>
+      </w:r>
+      <w:r>
+        <w:rPr>
+          <w:rFonts w:ascii="Calibri" w:hAnsi="Calibri"/>
+          <w:b w:val="0"/>
+          <w:color w:val="2B2B2B"/>
+          <w:sz w:val="22"/>
+        </w:rPr>
+        <w:t xml:space="preserve">, estos cinco van al formulario de la Dirección y </w:t>
+      </w:r>
+      <w:r>
+        <w:rPr>
+          <w:rFonts w:ascii="Calibri" w:hAnsi="Calibri"/>
+          <w:b/>
+          <w:color w:val="2B2B2B"/>
+          <w:sz w:val="22"/>
+        </w:rPr>
+        <w:t>no son notas</w:t>
+      </w:r>
+      <w:r>
+        <w:rPr>
+          <w:rFonts w:ascii="Calibri" w:hAnsi="Calibri"/>
+          <w:b w:val="0"/>
+          <w:color w:val="2B2B2B"/>
+          <w:sz w:val="22"/>
+        </w:rPr>
+        <w:t xml:space="preserve">. Las cinco se responden con el documento, así que vienen </w:t>
+      </w:r>
+      <w:r>
+        <w:rPr>
+          <w:rFonts w:ascii="Calibri" w:hAnsi="Calibri"/>
+          <w:b/>
+          <w:color w:val="2B2B2B"/>
+          <w:sz w:val="22"/>
+        </w:rPr>
+        <w:t>precargadas</w:t>
+      </w:r>
+      <w:r>
+        <w:rPr>
+          <w:rFonts w:ascii="Calibri" w:hAnsi="Calibri"/>
+          <w:b w:val="0"/>
+          <w:color w:val="2B2B2B"/>
+          <w:sz w:val="22"/>
+        </w:rPr>
+        <w:t xml:space="preserve"> desde la §8.1 de la ficha, que trae la página que sostiene cada casilla. En sala solo se confirma; si la sustentación cambia una, se tacha y se rodea otra.</w:t>
+      </w:r>
+    </w:p>
+    <w:p>
+      <w:r>
+        <w:rPr>
+          <w:rFonts w:ascii="Calibri" w:hAnsi="Calibri"/>
+          <w:b/>
+          <w:color w:val="2B2B2B"/>
+          <w:sz w:val="22"/>
+        </w:rPr>
+        <w:t>1. Problemática y objetivos</w:t>
+      </w:r>
+      <w:r>
+        <w:rPr>
+          <w:rFonts w:ascii="Calibri" w:hAnsi="Calibri"/>
+          <w:b w:val="0"/>
+          <w:color w:val="2B2B2B"/>
+          <w:sz w:val="22"/>
+        </w:rPr>
+        <w:t xml:space="preserve"> — rodear:   1   ·   2   ·   3   ·   4   ·   5   →   precargado </w:t>
+      </w:r>
+      <w:r>
+        <w:rPr>
+          <w:rFonts w:ascii="Calibri" w:hAnsi="Calibri"/>
+          <w:b/>
+          <w:color w:val="2B2B2B"/>
+          <w:sz w:val="22"/>
+        </w:rPr>
+        <w:t>3</w:t>
+      </w:r>
+    </w:p>
+    <w:p>
+      <w:r>
+        <w:rPr>
+          <w:rFonts w:ascii="Calibri" w:hAnsi="Calibri"/>
+          <w:b/>
+          <w:color w:val="2B2B2B"/>
+          <w:sz w:val="22"/>
+        </w:rPr>
+        <w:t>2. Marco teórico y referentes</w:t>
+      </w:r>
+      <w:r>
+        <w:rPr>
+          <w:rFonts w:ascii="Calibri" w:hAnsi="Calibri"/>
+          <w:b w:val="0"/>
+          <w:color w:val="2B2B2B"/>
+          <w:sz w:val="22"/>
+        </w:rPr>
+        <w:t xml:space="preserve"> — rodear:   1   ·   2   ·   3   ·   4   ·   5   →   precargado </w:t>
+      </w:r>
+      <w:r>
+        <w:rPr>
+          <w:rFonts w:ascii="Calibri" w:hAnsi="Calibri"/>
+          <w:b/>
+          <w:color w:val="2B2B2B"/>
+          <w:sz w:val="22"/>
+        </w:rPr>
+        <w:t>2</w:t>
+      </w:r>
+    </w:p>
+    <w:p>
+      <w:r>
+        <w:rPr>
+          <w:rFonts w:ascii="Calibri" w:hAnsi="Calibri"/>
+          <w:b/>
+          <w:color w:val="2B2B2B"/>
+          <w:sz w:val="22"/>
+        </w:rPr>
+        <w:t>3. Metodología, muestra y diseño</w:t>
+      </w:r>
+      <w:r>
+        <w:rPr>
+          <w:rFonts w:ascii="Calibri" w:hAnsi="Calibri"/>
+          <w:b w:val="0"/>
+          <w:color w:val="2B2B2B"/>
+          <w:sz w:val="22"/>
+        </w:rPr>
+        <w:t xml:space="preserve"> — rodear:   1   ·   2   ·   3   ·   4   ·   5   →   precargado </w:t>
+      </w:r>
+      <w:r>
+        <w:rPr>
+          <w:rFonts w:ascii="Calibri" w:hAnsi="Calibri"/>
+          <w:b/>
+          <w:color w:val="2B2B2B"/>
+          <w:sz w:val="22"/>
+        </w:rPr>
+        <w:t>2</w:t>
+      </w:r>
+    </w:p>
+    <w:p>
+      <w:r>
+        <w:rPr>
+          <w:rFonts w:ascii="Calibri" w:hAnsi="Calibri"/>
+          <w:b/>
+          <w:color w:val="2B2B2B"/>
+          <w:sz w:val="22"/>
+        </w:rPr>
+        <w:t>4. Resultados y conclusiones</w:t>
+      </w:r>
+      <w:r>
+        <w:rPr>
+          <w:rFonts w:ascii="Calibri" w:hAnsi="Calibri"/>
+          <w:b w:val="0"/>
+          <w:color w:val="2B2B2B"/>
+          <w:sz w:val="22"/>
+        </w:rPr>
+        <w:t xml:space="preserve"> — rodear:   1   ·   2   ·   3   ·   4   ·   5   →   precargado </w:t>
+      </w:r>
+      <w:r>
+        <w:rPr>
+          <w:rFonts w:ascii="Calibri" w:hAnsi="Calibri"/>
+          <w:b/>
+          <w:color w:val="2B2B2B"/>
+          <w:sz w:val="22"/>
+        </w:rPr>
+        <w:t>2</w:t>
+      </w:r>
+    </w:p>
+    <w:p>
+      <w:r>
+        <w:rPr>
+          <w:rFonts w:ascii="Calibri" w:hAnsi="Calibri"/>
+          <w:b/>
+          <w:color w:val="2B2B2B"/>
+          <w:sz w:val="22"/>
+        </w:rPr>
+        <w:t>5. Pertinencia disciplinar</w:t>
+      </w:r>
+      <w:r>
+        <w:rPr>
+          <w:rFonts w:ascii="Calibri" w:hAnsi="Calibri"/>
+          <w:b w:val="0"/>
+          <w:color w:val="2B2B2B"/>
+          <w:sz w:val="22"/>
+        </w:rPr>
+        <w:t xml:space="preserve"> — rodear:   1   ·   2   ·   3   ·   4   ·   5   →   precargado </w:t>
+      </w:r>
+      <w:r>
+        <w:rPr>
+          <w:rFonts w:ascii="Calibri" w:hAnsi="Calibri"/>
+          <w:b/>
+          <w:color w:val="2B2B2B"/>
+          <w:sz w:val="22"/>
+        </w:rPr>
+        <w:t>4</w:t>
+      </w:r>
+    </w:p>
+    <w:p>
+      <w:r>
+        <w:rPr>
+          <w:rFonts w:ascii="Calibri" w:hAnsi="Calibri"/>
+          <w:b/>
+          <w:color w:val="2B2B2B"/>
+          <w:sz w:val="22"/>
+        </w:rPr>
+        <w:t>Suma:  ______ / 25</w:t>
+      </w:r>
+      <w:r>
+        <w:rPr>
+          <w:rFonts w:ascii="Calibri" w:hAnsi="Calibri"/>
+          <w:b w:val="0"/>
+          <w:color w:val="2B2B2B"/>
+          <w:sz w:val="22"/>
+        </w:rPr>
+        <w:t xml:space="preserve">   ·   precargada: </w:t>
+      </w:r>
+      <w:r>
+        <w:rPr>
+          <w:rFonts w:ascii="Calibri" w:hAnsi="Calibri"/>
+          <w:b/>
+          <w:color w:val="2B2B2B"/>
+          <w:sz w:val="22"/>
+        </w:rPr>
+        <w:t>13 / 25</w:t>
+      </w:r>
+    </w:p>
+    <w:p>
+      <w:r>
+        <w:rPr>
+          <w:rFonts w:ascii="Calibri" w:hAnsi="Calibri"/>
+          <w:b/>
+          <w:color w:val="2B2B2B"/>
+          <w:sz w:val="22"/>
+        </w:rPr>
+        <w:t>Si cambio una casilla, la razón en una línea</w:t>
+      </w:r>
+      <w:r>
+        <w:rPr>
+          <w:rFonts w:ascii="Calibri" w:hAnsi="Calibri"/>
+          <w:b w:val="0"/>
+          <w:color w:val="2B2B2B"/>
+          <w:sz w:val="22"/>
+        </w:rPr>
+        <w:t xml:space="preserve"> (la §8.1 trae el sustento del precargado):   ______________________________________________________</w:t>
       </w:r>
     </w:p>
     <w:sectPr>
